--- a/backend/8.2/8.2.2/8.2.2.1/8.2.2.1.1/8.2.2.1.1-02/Должностная инструкция специалиста отдела.docx
+++ b/backend/8.2/8.2.2/8.2.2.1/8.2.2.1.1/8.2.2.1.1-02/Должностная инструкция специалиста отдела.docx
@@ -4,7 +4,426 @@
   <w:body>
     <w:p>
       <w:r>
-        <w:t>Должностная инструкция специалиста отдела</w:t>
+        <w:t>УТВЕРЖДАЮ</w:t>
+      </w:r>
+    </w:p>
+    <w:p/>
+    <w:p>
+      <w:r>
+        <w:t>Национальный исследовательский университет "Высшая школа экономики"</w:t>
+      </w:r>
+    </w:p>
+    <w:p/>
+    <w:p>
+      <w:r>
+        <w:t>(директор филиала / декан факультета / иное уполномоченное лицо)</w:t>
+      </w:r>
+    </w:p>
+    <w:p/>
+    <w:p>
+      <w:r>
+        <w:t>(подпись)</w:t>
+      </w:r>
+    </w:p>
+    <w:p/>
+    <w:p>
+      <w:r>
+        <w:t>(инициалы, фамилия)</w:t>
+      </w:r>
+    </w:p>
+    <w:p/>
+    <w:p>
+      <w:r>
+        <w:t>"**" __________ 20** г.</w:t>
+      </w:r>
+    </w:p>
+    <w:p/>
+    <w:p>
+      <w:r>
+        <w:t>ДОЛЖНОСТНАЯ ИНСТРУКЦИЯ</w:t>
+      </w:r>
+    </w:p>
+    <w:p/>
+    <w:p>
+      <w:r>
+        <w:t>специалиста учебного офиса факультета компьютерных наук</w:t>
+      </w:r>
+    </w:p>
+    <w:p/>
+    <w:p>
+      <w:r>
+        <w:t>Национальный исследовательский университет "Высшая школа экономики"</w:t>
+      </w:r>
+    </w:p>
+    <w:p/>
+    <w:p>
+      <w:r>
+        <w:t>"**" __________ 20** г. № _______</w:t>
+      </w:r>
+    </w:p>
+    <w:p/>
+    <w:p>
+      <w:r>
+        <w:t>Настоящая должностная инструкция разработана и утверждена на основании трудового договора со специалистом учебного офиса факультета компьютерных наук и в соответствии с Трудовым кодексом Российской Федерации, локальными нормативными актами образовательной организации и иными нормативными документами, регулирующими трудовые отношения.</w:t>
+      </w:r>
+    </w:p>
+    <w:p/>
+    <w:p>
+      <w:r>
+        <w:t>I. Общие положения</w:t>
+      </w:r>
+    </w:p>
+    <w:p/>
+    <w:p>
+      <w:r>
+        <w:t>1.1. Специалист учебного офиса относится к категории специалистов.</w:t>
+      </w:r>
+    </w:p>
+    <w:p/>
+    <w:p>
+      <w:r>
+        <w:t>1.2. На должность специалиста учебного офиса назначается лицо, имеющее высшее образование без предъявления требований к стажу работы либо опыт административной деятельности в образовательной организации.</w:t>
+      </w:r>
+    </w:p>
+    <w:p/>
+    <w:p>
+      <w:r>
+        <w:lastRenderedPageBreak/>
+        <w:t>1.3. Назначение на должность и освобождение от должности производится приказом ректора (директора филиала) по представлению начальника учебного офиса либо декана факультета.</w:t>
+      </w:r>
+    </w:p>
+    <w:p/>
+    <w:p>
+      <w:r>
+        <w:t>1.4. Специалист учебного офиса должен знать:</w:t>
+      </w:r>
+    </w:p>
+    <w:p/>
+    <w:p>
+      <w:r>
+        <w:t>* законодательство Российской Федерации в сфере образования;</w:t>
+      </w:r>
+    </w:p>
+    <w:p>
+      <w:r>
+        <w:t>* локальные нормативные акты Университета;</w:t>
+      </w:r>
+    </w:p>
+    <w:p>
+      <w:r>
+        <w:t>* порядок организации образовательного процесса;</w:t>
+      </w:r>
+    </w:p>
+    <w:p>
+      <w:r>
+        <w:t>* правила ведения документации по учебной работе;</w:t>
+      </w:r>
+    </w:p>
+    <w:p>
+      <w:r>
+        <w:t>* основы делопроизводства и документооборота;</w:t>
+      </w:r>
+    </w:p>
+    <w:p>
+      <w:r>
+        <w:t>* порядок оформления справок, приказов, служебных записок и заявлений;</w:t>
+      </w:r>
+    </w:p>
+    <w:p>
+      <w:r>
+        <w:t>* правила обработки персональных данных;</w:t>
+      </w:r>
+    </w:p>
+    <w:p>
+      <w:r>
+        <w:t>* основы работы с электронными образовательными системами;</w:t>
+      </w:r>
+    </w:p>
+    <w:p>
+      <w:r>
+        <w:t>* порядок взаимодействия со студентами и преподавателями;</w:t>
+      </w:r>
+    </w:p>
+    <w:p>
+      <w:r>
+        <w:t>* правила внутреннего трудового распорядка.</w:t>
+      </w:r>
+    </w:p>
+    <w:p/>
+    <w:p>
+      <w:r>
+        <w:t>1.5. Специалист учебного офиса подчиняется непосредственно начальнику учебного офиса.</w:t>
+      </w:r>
+    </w:p>
+    <w:p/>
+    <w:p>
+      <w:r>
+        <w:t>1.6. На время отсутствия специалиста учебного офиса (отпуск, болезнь, командировка) его обязанности исполняет лицо, назначенное приказом руководителя подразделения.</w:t>
+      </w:r>
+    </w:p>
+    <w:p/>
+    <w:p>
+      <w:r>
+        <w:t>1.7. Специалист учебного офиса в своей работе руководствуется настоящей должностной инструкцией.</w:t>
+      </w:r>
+    </w:p>
+    <w:p/>
+    <w:p>
+      <w:r>
+        <w:t>II. Должностные обязанности</w:t>
+      </w:r>
+    </w:p>
+    <w:p/>
+    <w:p>
+      <w:r>
+        <w:t>Специалист учебного офиса:</w:t>
+      </w:r>
+    </w:p>
+    <w:p/>
+    <w:p>
+      <w:r>
+        <w:t>2.1. Осуществляет прием обучающихся по вопросам организации учебного процесса.</w:t>
+      </w:r>
+    </w:p>
+    <w:p/>
+    <w:p>
+      <w:r>
+        <w:t>2.2. Принимает, регистрирует и передает на рассмотрение заявления студентов.</w:t>
+      </w:r>
+    </w:p>
+    <w:p/>
+    <w:p>
+      <w:r>
+        <w:t>2.3. Ведет учет движения контингента обучающихся (переводы, восстановления, отчисления, академические отпуска).</w:t>
+      </w:r>
+    </w:p>
+    <w:p/>
+    <w:p>
+      <w:r>
+        <w:t>2.4. Подготавливает проекты приказов по студентам в пределах компетенции подразделения.</w:t>
+      </w:r>
+    </w:p>
+    <w:p/>
+    <w:p>
+      <w:r>
+        <w:t>2.5. Оформляет справки об обучении, выписки и иные документы установленного образца.</w:t>
+      </w:r>
+    </w:p>
+    <w:p/>
+    <w:p>
+      <w:r>
+        <w:t>2.6. Ведет электронные базы данных студентов и актуализирует сведения.</w:t>
+      </w:r>
+    </w:p>
+    <w:p/>
+    <w:p>
+      <w:r>
+        <w:t>2.7. Формирует и передает сведения для составления расписания занятий, экзаменов и пересдач.</w:t>
+      </w:r>
+    </w:p>
+    <w:p/>
+    <w:p>
+      <w:r>
+        <w:t>2.8. Осуществляет сбор экзаменационных и зачетных ведомостей.</w:t>
+      </w:r>
+    </w:p>
+    <w:p/>
+    <w:p>
+      <w:r>
+        <w:t>2.9. Контролирует корректность оформления учебной документации преподавателями.</w:t>
+      </w:r>
+    </w:p>
+    <w:p/>
+    <w:p>
+      <w:r>
+        <w:t>2.10. Осуществляет подготовку документов по промежуточной аттестации.</w:t>
+      </w:r>
+    </w:p>
+    <w:p/>
+    <w:p>
+      <w:r>
+        <w:t>2.11. Сопровождает процедуры государственной итоговой аттестации и защиты выпускных квалификационных работ.</w:t>
+      </w:r>
+    </w:p>
+    <w:p/>
+    <w:p>
+      <w:r>
+        <w:t>2.12. Ведет архив документов учебного офиса.</w:t>
+      </w:r>
+    </w:p>
+    <w:p/>
+    <w:p>
+      <w:r>
+        <w:t>2.13. Подготавливает ответы на запросы студентов и структурных подразделений.</w:t>
+      </w:r>
+    </w:p>
+    <w:p/>
+    <w:p>
+      <w:r>
+        <w:t>2.14. Консультирует студентов по вопросам учебного процесса.</w:t>
+      </w:r>
+    </w:p>
+    <w:p/>
+    <w:p>
+      <w:r>
+        <w:t>2.15. Осуществляет взаимодействие с деканатом, кафедрами, бухгалтерией, управлением по работе со студентами и иными подразделениями.</w:t>
+      </w:r>
+    </w:p>
+    <w:p/>
+    <w:p>
+      <w:r>
+        <w:t>2.16. Соблюдает требования по защите персональных данных.</w:t>
+      </w:r>
+    </w:p>
+    <w:p/>
+    <w:p>
+      <w:r>
+        <w:t>2.17. Выполняет иные поручения начальника учебного офиса в пределах трудовой функции.</w:t>
+      </w:r>
+    </w:p>
+    <w:p/>
+    <w:p>
+      <w:r>
+        <w:t>III. Права</w:t>
+      </w:r>
+    </w:p>
+    <w:p/>
+    <w:p>
+      <w:r>
+        <w:lastRenderedPageBreak/>
+        <w:t>Специалист учебного офиса имеет право:</w:t>
+      </w:r>
+    </w:p>
+    <w:p/>
+    <w:p>
+      <w:r>
+        <w:t>3.1. Запрашивать у структурных подразделений сведения, необходимые для выполнения должностных обязанностей.</w:t>
+      </w:r>
+    </w:p>
+    <w:p/>
+    <w:p>
+      <w:r>
+        <w:t>3.2. Получать доступ к информационным системам Университета в пределах предоставленных полномочий.</w:t>
+      </w:r>
+    </w:p>
+    <w:p/>
+    <w:p>
+      <w:r>
+        <w:t>3.3. Вносить предложения по совершенствованию документооборота и организации учебного процесса.</w:t>
+      </w:r>
+    </w:p>
+    <w:p/>
+    <w:p>
+      <w:r>
+        <w:t>3.4. Участвовать в совещаниях по вопросам, относящимся к компетенции учебного офиса.</w:t>
+      </w:r>
+    </w:p>
+    <w:p/>
+    <w:p>
+      <w:r>
+        <w:t>3.5. Получать от работодателя организационно-технические условия, необходимые для исполнения обязанностей.</w:t>
+      </w:r>
+    </w:p>
+    <w:p/>
+    <w:p>
+      <w:r>
+        <w:t>3.6. Знакомиться с проектами решений руководства, касающимися его деятельности.</w:t>
+      </w:r>
+    </w:p>
+    <w:p/>
+    <w:p>
+      <w:r>
+        <w:t>IV. Ответственность</w:t>
+      </w:r>
+    </w:p>
+    <w:p/>
+    <w:p>
+      <w:r>
+        <w:t>Специалист учебного офиса несет ответственность:</w:t>
+      </w:r>
+    </w:p>
+    <w:p/>
+    <w:p>
+      <w:r>
+        <w:t>4.1. За ненадлежащее исполнение должностных обязанностей в пределах, установленных трудовым законодательством Российской Федерации.</w:t>
+      </w:r>
+    </w:p>
+    <w:p/>
+    <w:p>
+      <w:r>
+        <w:t>4.2. За нарушение сроков подготовки документов и предоставления сведений.</w:t>
+      </w:r>
+    </w:p>
+    <w:p/>
+    <w:p>
+      <w:r>
+        <w:t>4.3. За внесение недостоверных данных в учетные системы и документы.</w:t>
+      </w:r>
+    </w:p>
+    <w:p/>
+    <w:p>
+      <w:r>
+        <w:t>4.4. За разглашение персональных данных и конфиденциальной информации.</w:t>
+      </w:r>
+    </w:p>
+    <w:p/>
+    <w:p>
+      <w:r>
+        <w:t>4.5. За причинение материального ущерба в пределах, установленных законодательством Российской Федерации.</w:t>
+      </w:r>
+    </w:p>
+    <w:p/>
+    <w:p>
+      <w:r>
+        <w:lastRenderedPageBreak/>
+        <w:t>4.6. За нарушение правил внутреннего трудового распорядка и требований охраны труда.</w:t>
+      </w:r>
+    </w:p>
+    <w:p/>
+    <w:p>
+      <w:r>
+        <w:t>Должностная инструкция разработана в соответствии с ______________________</w:t>
+      </w:r>
+    </w:p>
+    <w:p>
+      <w:r>
+        <w:t>(наименование локального нормативного акта)</w:t>
+      </w:r>
+    </w:p>
+    <w:p/>
+    <w:p>
+      <w:r>
+        <w:t>СОГЛАСОВАНО:</w:t>
+      </w:r>
+    </w:p>
+    <w:p/>
+    <w:p>
+      <w:r>
+        <w:t>Начальник юридического отдела __________________ /_____________/</w:t>
+      </w:r>
+    </w:p>
+    <w:p/>
+    <w:p>
+      <w:r>
+        <w:t>Начальник учебного офиса __________________ /_____________/</w:t>
+      </w:r>
+    </w:p>
+    <w:p/>
+    <w:p>
+      <w:r>
+        <w:t>С инструкцией ознакомлен(а):</w:t>
+      </w:r>
+    </w:p>
+    <w:p/>
+    <w:p>
+      <w:r>
+        <w:t>__________________ /_____________/</w:t>
+      </w:r>
+    </w:p>
+    <w:p/>
+    <w:p>
+      <w:r>
+        <w:t>"**" __________ 20** г.</w:t>
       </w:r>
       <w:bookmarkStart w:id="0" w:name="_GoBack"/>
       <w:bookmarkEnd w:id="0"/>
